--- a/보관본/러시아 인권변호사/Word/7부/7부_6화_컨설턴트_팀에게_부탁.docx
+++ b/보관본/러시아 인권변호사/Word/7부/7부_6화_컨설턴트_팀에게_부탁.docx
@@ -193,7 +193,7 @@
           <w:i w:val="0"/>
           <w:sz w:val="22"/>
         </w:rPr>
-        <w:t>Как обычно. Готовим отчёт для передачи президенту и последующей публикации через две недели, по стандартной процедуре.</w:t>
+        <w:t>Как обычно. Готовим отчёт для передачи президенту и последующей публикации через пять дней, по стандартной процедуре.</w:t>
       </w:r>
     </w:p>
     <w:p>
@@ -1004,7 +1004,7 @@
           <w:i w:val="0"/>
           <w:sz w:val="22"/>
         </w:rPr>
-        <w:t>Знать и читать об этом в заголовках за неделю до финального раунда — разные вещи.</w:t>
+        <w:t>Знать и читать об этом в заголовках за пять дней до финального раунда — разные вещи.</w:t>
       </w:r>
     </w:p>
     <w:p>
@@ -2762,7 +2762,7 @@
           <w:i w:val="0"/>
           <w:sz w:val="22"/>
         </w:rPr>
-        <w:t>Катя?</w:t>
+        <w:t>Екатерина Ивановна?</w:t>
       </w:r>
     </w:p>
     <w:p>
@@ -3005,7 +3005,7 @@
           <w:i w:val="0"/>
           <w:sz w:val="22"/>
         </w:rPr>
-        <w:t>Отчёт выйдет через две недели, по графику. Я просил отложить. Мне отказали, и они правы.</w:t>
+        <w:t>Отчёт выйдет через пять дней, по графику. Я просил отложить. Мне отказали, и они правы.</w:t>
       </w:r>
     </w:p>
     <w:p>
@@ -3271,7 +3271,7 @@
           <w:i w:val="0"/>
           <w:sz w:val="22"/>
         </w:rPr>
-        <w:t xml:space="preserve"> — 장면 7에서 부탁을 한 뒤 홀로 남은 료샤가 떠올린다. 시인이 기억되길 바란 이유는 권력의 총애가 아니라 "잔혹한 시대에 자유를 찬미한 것"이었다는 대목을 되새기며, 편한 시점을 위해 진실을 미루는 자신은 그런 "기념비"를 남길 수 없음을 깨닫고 곧바로 부탁을 철회한다.</w:t>
+        <w:t xml:space="preserve"> — 한국어 해설: 장면 7에서 부탁을 한 뒤 홀로 남은 료샤가 떠올린다. 시인이 기억되길 바란 이유는 권력의 총애가 아니라 "잔혹한 시대에 자유를 찬미한 것"이었다는 대목을 되새기며, 편한 시점을 위해 진실을 미루는 자신은 그런 "기념비"를 남길 수 없음을 깨닫고 곧바로 부탁을 철회한다.</w:t>
       </w:r>
     </w:p>
     <w:p>
